--- a/AI for Engineers Course/Week 3/Week3_Exercises.docx
+++ b/AI for Engineers Course/Week 3/Week3_Exercises.docx
@@ -1,46 +1,194 @@
 
-<file path=word/document.xml><?xml version="1.0" encoding="UTF-8" standalone="yes"?><w:document mc:Ignorable="w14 w15 wp14" xmlns:wpc="http://schemas.microsoft.com/office/word/2010/wordprocessingCanvas" xmlns:mc="http://schemas.openxmlformats.org/markup-compatibility/2006" xmlns:o="urn:schemas-microsoft-com:office:office" xmlns:r="http://schemas.openxmlformats.org/officeDocument/2006/relationships" xmlns:m="http://schemas.openxmlformats.org/officeDocument/2006/math" xmlns:v="urn:schemas-microsoft-com:vml" xmlns:wp14="http://schemas.microsoft.com/office/word/2010/wordprocessingDrawing" xmlns:wp="http://schemas.openxmlformats.org/drawingml/2006/wordprocessingDrawing" xmlns:w10="urn:schemas-microsoft-com:office:word" xmlns:w="http://schemas.openxmlformats.org/wordprocessingml/2006/main" xmlns:w14="http://schemas.microsoft.com/office/word/2010/wordml" xmlns:w15="http://schemas.microsoft.com/office/word/2012/wordml" xmlns:wpg="http://schemas.microsoft.com/office/word/2010/wordprocessingGroup" xmlns:wpi="http://schemas.microsoft.com/office/word/2010/wordprocessingInk" xmlns:wne="http://schemas.microsoft.com/office/word/2006/wordml" xmlns:wps="http://schemas.microsoft.com/office/word/2010/wordprocessingShape" xmlns:cx="http://schemas.microsoft.com/office/drawing/2014/chartex" xmlns:cx1="http://schemas.microsoft.com/office/drawing/2015/9/8/chartex" xmlns:cx2="http://schemas.microsoft.com/office/drawing/2015/10/21/chartex" xmlns:cx3="http://schemas.microsoft.com/office/drawing/2016/5/9/chartex" xmlns:cx4="http://schemas.microsoft.com/office/drawing/2016/5/10/chartex" xmlns:cx5="http://schemas.microsoft.com/office/drawing/2016/5/11/chartex" xmlns:cx6="http://schemas.microsoft.com/office/drawing/2016/5/12/chartex" xmlns:cx7="http://schemas.microsoft.com/office/drawing/2016/5/13/chartex" xmlns:cx8="http://schemas.microsoft.com/office/drawing/2016/5/14/chartex" xmlns:aink="http://schemas.microsoft.com/office/drawing/2016/ink" xmlns:am3d="http://schemas.microsoft.com/office/drawing/2017/model3d" xmlns:w16cex="http://schemas.microsoft.com/office/word/2018/wordml/cex" xmlns:w16cid="http://schemas.microsoft.com/office/word/2016/wordml/cid" xmlns:w16="http://schemas.microsoft.com/office/word/2018/wordml" xmlns:w16sdtdh="http://schemas.microsoft.com/office/word/2020/wordml/sdtdatahash" xmlns:w16se="http://schemas.microsoft.com/office/word/2015/wordml/symex"><w:body><w:p><w:pPr><w:pStyle w:val="Heading1"/><w:spacing w:after="400"/><w:jc w:val="center"/></w:pPr><w:r><w:t xml:space="preserve">Week 3 Exercises - Data Engineering for AI</w:t></w:r></w:p><w:p><w:pPr><w:pStyle w:val="Heading1"/><w:spacing w:before="300" w:after="200"/></w:pPr><w:r><w:t xml:space="preserve">Session 7: Data Pipelines &amp; ETL/ELT</w:t></w:r></w:p><w:p><w:pPr><w:pStyle w:val="Heading2"/><w:spacing w:before="200" w:after="100"/></w:pPr><w:r><w:t xml:space="preserve">Exercise 7.1: Build a Simple ETL Pipeline with Pydantic Validation</w:t></w:r></w:p><w:p><w:pPr><w:spacing w:after="150"/></w:pPr><w:r><w:t xml:space="preserve">Objective: Create a Python ETL pipeline that extracts CSV data, validates it with Pydantic, and loads it into a PostgreSQL database.</w:t></w:r></w:p><w:p><w:pPr><w:pStyle w:val="Heading3"/><w:spacing w:after="100"/></w:pPr><w:r><w:t xml:space="preserve">Instructions:</w:t></w:r></w:p><0/><w:p><w:pPr><w:pStyle w:val="Heading3"/><w:spacing w:before="100" w:after="50"/></w:pPr><w:r><w:t xml:space="preserve">Starter Code:</w:t></w:r></w:p><w:p><w:pPr><w:pStyle w:val="Normal"/><w:pBdr><w:top w:val="single" w:color="000000" w:space="1"/><w:bottom w:val="single" w:color="000000" w:space="1"/><w:left w:val="single" w:color="000000" w:space="1"/><w:right w:val="single" w:color="000000" w:space="1"/></w:pBdr><w:shd w:color="F5F5F5" w:val="clear"/><w:spacing w:before="100" w:after="100"/></w:pPr><w:r><w:t xml:space="preserve">import csv
+<file path=word/document.xml><?xml version="1.0" encoding="utf-8"?>
+<w:document xmlns:wpc="http://schemas.microsoft.com/office/word/2010/wordprocessingCanvas" xmlns:mc="http://schemas.openxmlformats.org/markup-compatibility/2006" xmlns:o="urn:schemas-microsoft-com:office:office" xmlns:r="http://schemas.openxmlformats.org/officeDocument/2006/relationships" xmlns:m="http://schemas.openxmlformats.org/officeDocument/2006/math" xmlns:v="urn:schemas-microsoft-com:vml" xmlns:wp14="http://schemas.microsoft.com/office/word/2010/wordprocessingDrawing" xmlns:wp="http://schemas.openxmlformats.org/drawingml/2006/wordprocessingDrawing" xmlns:w10="urn:schemas-microsoft-com:office:word" xmlns:w="http://schemas.openxmlformats.org/wordprocessingml/2006/main" xmlns:w14="http://schemas.microsoft.com/office/word/2010/wordml" xmlns:w15="http://schemas.microsoft.com/office/word/2012/wordml" xmlns:wpg="http://schemas.microsoft.com/office/word/2010/wordprocessingGroup" xmlns:wpi="http://schemas.microsoft.com/office/word/2010/wordprocessingInk" xmlns:wne="http://schemas.microsoft.com/office/word/2006/wordml" xmlns:wps="http://schemas.microsoft.com/office/word/2010/wordprocessingShape" xmlns:cx="http://schemas.microsoft.com/office/drawing/2014/chartex" xmlns:cx1="http://schemas.microsoft.com/office/drawing/2015/9/8/chartex" xmlns:cx2="http://schemas.microsoft.com/office/drawing/2015/10/21/chartex" xmlns:cx3="http://schemas.microsoft.com/office/drawing/2016/5/9/chartex" xmlns:cx4="http://schemas.microsoft.com/office/drawing/2016/5/10/chartex" xmlns:cx5="http://schemas.microsoft.com/office/drawing/2016/5/11/chartex" xmlns:cx6="http://schemas.microsoft.com/office/drawing/2016/5/12/chartex" xmlns:cx7="http://schemas.microsoft.com/office/drawing/2016/5/13/chartex" xmlns:cx8="http://schemas.microsoft.com/office/drawing/2016/5/14/chartex" xmlns:aink="http://schemas.microsoft.com/office/drawing/2016/ink" xmlns:am3d="http://schemas.microsoft.com/office/drawing/2017/model3d" xmlns:w16cex="http://schemas.microsoft.com/office/word/2018/wordml/cex" xmlns:w16cid="http://schemas.microsoft.com/office/word/2016/wordml/cid" xmlns:w16="http://schemas.microsoft.com/office/word/2018/wordml" xmlns:w16sdtdh="http://schemas.microsoft.com/office/word/2020/wordml/sdtdatahash" xmlns:w16se="http://schemas.microsoft.com/office/word/2015/wordml/symex" mc:Ignorable="w14 w15 wp14">
+  <w:body>
+    <w:p>
+      <w:pPr>
+        <w:pStyle w:val="Heading1"/>
+        <w:spacing w:after="400"/>
+        <w:jc w:val="center"/>
+      </w:pPr>
+      <w:r>
+        <w:t xml:space="preserve">Week 3 Exercises - Data Engineering for AI</w:t>
+      </w:r>
+    </w:p>
+    <w:p>
+      <w:pPr>
+        <w:pStyle w:val="Heading1"/>
+        <w:spacing w:before="300" w:after="200"/>
+      </w:pPr>
+      <w:r>
+        <w:t xml:space="preserve">Session 7: Data Pipelines &amp; ETL/ELT</w:t>
+      </w:r>
+    </w:p>
+    <w:p>
+      <w:pPr>
+        <w:pStyle w:val="Heading2"/>
+        <w:spacing w:before="200" w:after="100"/>
+      </w:pPr>
+      <w:r>
+        <w:t xml:space="preserve">Exercise 7.1: Build a Simple ETL Pipeline with Pydantic Validation</w:t>
+      </w:r>
+    </w:p>
+    <w:p>
+      <w:pPr>
+        <w:spacing w:after="150"/>
+      </w:pPr>
+      <w:r>
+        <w:t xml:space="preserve">Objective: Create a Python ETL pipeline that extracts CSV data, validates it with Pydantic, and loads it into a PostgreSQL database.</w:t>
+      </w:r>
+    </w:p>
+    <w:p>
+      <w:pPr>
+        <w:pStyle w:val="Heading3"/>
+        <w:spacing w:after="100"/>
+      </w:pPr>
+      <w:r>
+        <w:t xml:space="preserve">Instructions:</w:t>
+      </w:r>
+    </w:p>
+    <w:p>
+      <w:pPr>
+        <w:pStyle w:val="Heading3"/>
+        <w:spacing w:before="100" w:after="50"/>
+      </w:pPr>
+      <w:r>
+        <w:t xml:space="preserve">Starter Code:</w:t>
+      </w:r>
+    </w:p>
+    <w:p>
+      <w:pPr>
+        <w:pStyle w:val="Normal"/>
+        <w:pBdr>
+          <w:top w:val="single" w:color="000000" w:space="1"/>
+          <w:bottom w:val="single" w:color="000000" w:space="1"/>
+          <w:left w:val="single" w:color="000000" w:space="1"/>
+          <w:right w:val="single" w:color="000000" w:space="1"/>
+        </w:pBdr>
+        <w:shd w:color="F5F5F5" w:val="clear"/>
+        <w:spacing w:before="100" w:after="100"/>
+      </w:pPr>
+      <w:r>
+        <w:t xml:space="preserve">import csv
 import psycopg2
 from pydantic import BaseModel, validator
 from typing import Optional
 from datetime import datetime
-
 class CustomerRecord(BaseModel):
     customer_id: int
     name: str
     email: str
     phone: Optional[str] = None
-
 def extract(csv_path: str):
-    &quot;&quot;&quot;Extract records from CSV&quot;&quot;&quot;
+    """Extract records from CSV"""
     with open(csv_path) as f:
         reader = csv.DictReader(f)
         for row in reader:
             yield row
-
 def transform(row: dict):
-    &quot;&quot;&quot;Validate and transform record&quot;&quot;&quot;
+    """Validate and transform record"""
     try:
         return CustomerRecord(**row)
     except Exception as e:
         return None
-
 def load(records, db_conn):
-    &quot;&quot;&quot;Load records into database&quot;&quot;&quot;
+    """Load records into database"""
     cursor = db_conn.cursor()
     for record in records:
         if record:
             cursor.execute(
-                &quot;INSERT INTO customers VALUES (%s, %s, %s, %s)&quot;,
+                "INSERT INTO customers VALUES (%s, %s, %s, %s)",
                 (record.customer_id, record.name, record.email, record.phone)
             )
-    db_conn.commit()</w:t></w:r></w:p><w:p><w:pPr><w:spacing w:before="200" w:after="100"/></w:pPr><w:r><w:t xml:space="preserve">Expected Output:</w:t></w:r></w:p><0/><w:p><w:pPr><w:pStyle w:val="Heading2"/><w:spacing w:before="300" w:after="100"/></w:pPr><w:r><w:t xml:space="preserve">Exercise 7.2: Implement Data Quality Checks</w:t></w:r></w:p><w:p><w:pPr><w:spacing w:after="150"/></w:pPr><w:r><w:t xml:space="preserve">Objective: Add comprehensive data quality validation to detect anomalies and data issues.</w:t></w:r></w:p><w:p><w:pPr><w:pStyle w:val="Heading3"/><w:spacing w:after="100"/></w:pPr><w:r><w:t xml:space="preserve">Instructions:</w:t></w:r></w:p><0/><w:p><w:pPr><w:spacing w:before="100" w:after="50"/></w:pPr><w:r><w:t xml:space="preserve">Test Data:</w:t></w:r></w:p><w:p><w:pPr><w:pStyle w:val="Normal"/><w:pBdr><w:top w:val="single" w:color="000000" w:space="1"/><w:bottom w:val="single" w:color="000000" w:space="1"/><w:left w:val="single" w:color="000000" w:space="1"/><w:right w:val="single" w:color="000000" w:space="1"/></w:pBdr><w:shd w:color="F5F5F5" w:val="clear"/><w:spacing w:before="100" w:after="100"/></w:pPr><w:r><w:t xml:space="preserve">employees = [
-    {&quot;id&quot;: 1, &quot;name&quot;: &quot;Alice&quot;, &quot;email&quot;: &quot;alice@example.com&quot;, &quot;age&quot;: 30, &quot;salary&quot;: 75000},
-    {&quot;id&quot;: 2, &quot;name&quot;: &quot;Bob&quot;, &quot;email&quot;: &quot;invalid-email&quot;, &quot;age&quot;: 25, &quot;salary&quot;: 65000},
-    {&quot;id&quot;: 3, &quot;name&quot;: &quot;Charlie&quot;, &quot;email&quot;: &quot;charlie@example.com&quot;, &quot;age&quot;: 150, &quot;salary&quot;: 80000},
-    {&quot;id&quot;: 1, &quot;name&quot;: &quot;Alice2&quot;, &quot;email&quot;: &quot;alice2@example.com&quot;, &quot;age&quot;: 31, &quot;salary&quot;: 80000},  # Duplicate ID
-    {&quot;id&quot;: 5, &quot;name&quot;: None, &quot;email&quot;: &quot;david@example.com&quot;, &quot;age&quot;: 28, &quot;salary&quot;: 70000}  # Missing name
-]</w:t></w:r></w:p><w:p><w:pPr><w:spacing w:before="200" w:after="100"/></w:pPr><w:r><w:t xml:space="preserve">Expected Output:</w:t></w:r></w:p><w:p><w:pPr><w:pStyle w:val="Normal"/><w:pBdr><w:top w:val="single" w:color="000000" w:space="1"/><w:bottom w:val="single" w:color="000000" w:space="1"/><w:left w:val="single" w:color="000000" w:space="1"/><w:right w:val="single" w:color="000000" w:space="1"/></w:pBdr><w:shd w:color="F5F5F5" w:val="clear"/><w:spacing w:before="100" w:after="100"/></w:pPr><w:r><w:t xml:space="preserve">Quality Report:
+    db_conn.commit()</w:t>
+      </w:r>
+    </w:p>
+    <w:p>
+      <w:pPr>
+        <w:spacing w:before="200" w:after="100"/>
+      </w:pPr>
+      <w:r>
+        <w:t xml:space="preserve">Expected Output:</w:t>
+      </w:r>
+    </w:p>
+    <w:p>
+      <w:pPr>
+        <w:pStyle w:val="Heading2"/>
+        <w:spacing w:before="300" w:after="100"/>
+      </w:pPr>
+      <w:r>
+        <w:t xml:space="preserve">Exercise 7.2: Implement Data Quality Checks</w:t>
+      </w:r>
+    </w:p>
+    <w:p>
+      <w:pPr>
+        <w:spacing w:after="150"/>
+      </w:pPr>
+      <w:r>
+        <w:t xml:space="preserve">Objective: Add comprehensive data quality validation to detect anomalies and data issues.</w:t>
+      </w:r>
+    </w:p>
+    <w:p>
+      <w:pPr>
+        <w:pStyle w:val="Heading3"/>
+        <w:spacing w:after="100"/>
+      </w:pPr>
+      <w:r>
+        <w:t xml:space="preserve">Instructions:</w:t>
+      </w:r>
+    </w:p>
+    <w:p>
+      <w:pPr>
+        <w:spacing w:before="100" w:after="50"/>
+      </w:pPr>
+      <w:r>
+        <w:t xml:space="preserve">Test Data:</w:t>
+      </w:r>
+    </w:p>
+    <w:p>
+      <w:pPr>
+        <w:pStyle w:val="Normal"/>
+        <w:pBdr>
+          <w:top w:val="single" w:color="000000" w:space="1"/>
+          <w:bottom w:val="single" w:color="000000" w:space="1"/>
+          <w:left w:val="single" w:color="000000" w:space="1"/>
+          <w:right w:val="single" w:color="000000" w:space="1"/>
+        </w:pBdr>
+        <w:shd w:color="F5F5F5" w:val="clear"/>
+        <w:spacing w:before="100" w:after="100"/>
+      </w:pPr>
+      <w:r>
+        <w:t xml:space="preserve">employees = [
+    {"id": 1, "name": "Alice", "email": "alice@example.com", "age": 30, "salary": 75000},
+    {"id": 2, "name": "Bob", "email": "invalid-email", "age": 25, "salary": 65000},
+    {"id": 3, "name": "Charlie", "email": "charlie@example.com", "age": 150, "salary": 80000},
+    {"id": 1, "name": "Alice2", "email": "alice2@example.com", "age": 31, "salary": 80000},  # Duplicate ID
+    {"id": 5, "name": None, "email": "david@example.com", "age": 28, "salary": 70000}  # Missing name
+]</w:t>
+      </w:r>
+    </w:p>
+    <w:p>
+      <w:pPr>
+        <w:spacing w:before="200" w:after="100"/>
+      </w:pPr>
+      <w:r>
+        <w:t xml:space="preserve">Expected Output:</w:t>
+      </w:r>
+    </w:p>
+    <w:p>
+      <w:pPr>
+        <w:pStyle w:val="Normal"/>
+        <w:pBdr>
+          <w:top w:val="single" w:color="000000" w:space="1"/>
+          <w:bottom w:val="single" w:color="000000" w:space="1"/>
+          <w:left w:val="single" w:color="000000" w:space="1"/>
+          <w:right w:val="single" w:color="000000" w:space="1"/>
+        </w:pBdr>
+        <w:shd w:color="F5F5F5" w:val="clear"/>
+        <w:spacing w:before="100" w:after="100"/>
+      </w:pPr>
+      <w:r>
+        <w:t xml:space="preserve">Quality Report:
 - Total Records: 5
 - Passed: 1
 - Failed: 4
@@ -48,38 +196,306 @@
   * Record 2: Invalid email format
   * Record 3: Age out of range (150)
   * Record 4: Duplicate ID (1)
-  * Record 5: Missing required field (name)</w:t></w:r></w:p><w:p><w:pPr><w:pStyle w:val="Heading2"/><w:spacing w:before="300" w:after="100"/></w:pPr><w:r><w:t xml:space="preserve">Exercise 7.3: Implement Data Versioning with DVC</w:t></w:r></w:p><w:p><w:pPr><w:spacing w:after="150"/></w:pPr><w:r><w:t xml:space="preserve">Objective: Set up Data Version Control (DVC) to track dataset changes and enable reproducibility.</w:t></w:r></w:p><w:p><w:pPr><w:pStyle w:val="Heading3"/><w:spacing w:after="100"/></w:pPr><w:r><w:t xml:space="preserve">Instructions:</w:t></w:r></w:p><0/><w:p><w:pPr><w:spacing w:before="200" w:after="100"/></w:pPr><w:r><w:t xml:space="preserve">Expected Output:</w:t></w:r></w:p><0/><w:p><w:pPr><w:pStyle w:val="Heading1"/><w:spacing w:before="400" w:after="200"/></w:pPr><w:r><w:t xml:space="preserve">Session 8: Databases for AI</w:t></w:r></w:p><w:p><w:pPr><w:pStyle w:val="Heading2"/><w:spacing w:before="200" w:after="100"/></w:pPr><w:r><w:t xml:space="preserve">Exercise 8.1: PostgreSQL with pgvector for Semantic Search</w:t></w:r></w:p><w:p><w:pPr><w:spacing w:after="150"/></w:pPr><w:r><w:t xml:space="preserve">Objective: Use PostgreSQL&apos;s pgvector extension to store and query text embeddings.</w:t></w:r></w:p><w:p><w:pPr><w:pStyle w:val="Heading3"/><w:spacing w:after="100"/></w:pPr><w:r><w:t xml:space="preserve">Instructions:</w:t></w:r></w:p><0/><w:p><w:pPr><w:spacing w:before="100" w:after="50"/></w:pPr><w:r><w:t xml:space="preserve">Starter Code:</w:t></w:r></w:p><w:p><w:pPr><w:pStyle w:val="Normal"/><w:pBdr><w:top w:val="single" w:color="000000" w:space="1"/><w:bottom w:val="single" w:color="000000" w:space="1"/><w:left w:val="single" w:color="000000" w:space="1"/><w:right w:val="single" w:color="000000" w:space="1"/></w:pBdr><w:shd w:color="F5F5F5" w:val="clear"/><w:spacing w:before="100" w:after="100"/></w:pPr><w:r><w:t xml:space="preserve">CREATE TABLE documents (
+  * Record 5: Missing required field (name)</w:t>
+      </w:r>
+    </w:p>
+    <w:p>
+      <w:pPr>
+        <w:pStyle w:val="Heading2"/>
+        <w:spacing w:before="300" w:after="100"/>
+      </w:pPr>
+      <w:r>
+        <w:t xml:space="preserve">Exercise 7.3: Implement Data Versioning with DVC</w:t>
+      </w:r>
+    </w:p>
+    <w:p>
+      <w:pPr>
+        <w:spacing w:after="150"/>
+      </w:pPr>
+      <w:r>
+        <w:t xml:space="preserve">Objective: Set up Data Version Control (DVC) to track dataset changes and enable reproducibility.</w:t>
+      </w:r>
+    </w:p>
+    <w:p>
+      <w:pPr>
+        <w:pStyle w:val="Heading3"/>
+        <w:spacing w:after="100"/>
+      </w:pPr>
+      <w:r>
+        <w:t xml:space="preserve">Instructions:</w:t>
+      </w:r>
+    </w:p>
+    <w:p>
+      <w:pPr>
+        <w:spacing w:before="200" w:after="100"/>
+      </w:pPr>
+      <w:r>
+        <w:t xml:space="preserve">Expected Output:</w:t>
+      </w:r>
+    </w:p>
+    <w:p>
+      <w:pPr>
+        <w:pStyle w:val="Heading1"/>
+        <w:spacing w:before="400" w:after="200"/>
+      </w:pPr>
+      <w:r>
+        <w:t xml:space="preserve">Session 8: Databases for AI</w:t>
+      </w:r>
+    </w:p>
+    <w:p>
+      <w:pPr>
+        <w:pStyle w:val="Heading2"/>
+        <w:spacing w:before="200" w:after="100"/>
+      </w:pPr>
+      <w:r>
+        <w:t xml:space="preserve">Exercise 8.1: PostgreSQL with pgvector for Semantic Search</w:t>
+      </w:r>
+    </w:p>
+    <w:p>
+      <w:pPr>
+        <w:spacing w:after="150"/>
+      </w:pPr>
+      <w:r>
+        <w:t xml:space="preserve">Objective: Use PostgreSQL's pgvector extension to store and query text embeddings.</w:t>
+      </w:r>
+    </w:p>
+    <w:p>
+      <w:pPr>
+        <w:pStyle w:val="Heading3"/>
+        <w:spacing w:after="100"/>
+      </w:pPr>
+      <w:r>
+        <w:t xml:space="preserve">Instructions:</w:t>
+      </w:r>
+    </w:p>
+    <w:p>
+      <w:pPr>
+        <w:spacing w:before="100" w:after="50"/>
+      </w:pPr>
+      <w:r>
+        <w:t xml:space="preserve">Starter Code:</w:t>
+      </w:r>
+    </w:p>
+    <w:p>
+      <w:pPr>
+        <w:pStyle w:val="Normal"/>
+        <w:pBdr>
+          <w:top w:val="single" w:color="000000" w:space="1"/>
+          <w:bottom w:val="single" w:color="000000" w:space="1"/>
+          <w:left w:val="single" w:color="000000" w:space="1"/>
+          <w:right w:val="single" w:color="000000" w:space="1"/>
+        </w:pBdr>
+        <w:shd w:color="F5F5F5" w:val="clear"/>
+        <w:spacing w:before="100" w:after="100"/>
+      </w:pPr>
+      <w:r>
+        <w:t xml:space="preserve">CREATE TABLE documents (
     id SERIAL PRIMARY KEY,
     content TEXT,
     embedding vector(384)  -- 384-dim vector
 );
-
 CREATE INDEX ON documents USING ivfflat (embedding vector_cosine_ops) WITH (lists=100);
-
 -- Query similar documents
 SELECT id, content, embedding &lt;-&gt; ARRAY[...]::vector AS distance
 FROM documents
 ORDER BY distance
-LIMIT 5;</w:t></w:r></w:p><w:p><w:pPr><w:pStyle w:val="Heading2"/><w:spacing w:before="300" w:after="100"/></w:pPr><w:r><w:t xml:space="preserve">Exercise 8.2: MongoDB Document Design for ML Features</w:t></w:r></w:p><w:p><w:pPr><w:spacing w:after="150"/></w:pPr><w:r><w:t xml:space="preserve">Objective: Design a flexible MongoDB schema for storing ML training data with varied feature sets.</w:t></w:r></w:p><w:p><w:pPr><w:pStyle w:val="Heading3"/><w:spacing w:after="100"/></w:pPr><w:r><w:t xml:space="preserve">Instructions:</w:t></w:r></w:p><0/><w:p><w:pPr><w:pStyle w:val="Heading2"/><w:spacing w:before="300" w:after="100"/></w:pPr><w:r><w:t xml:space="preserve">Exercise 8.3: ORM Design with SQLAlchemy</w:t></w:r></w:p><w:p><w:pPr><w:spacing w:after="150"/></w:pPr><w:r><w:t xml:space="preserve">Objective: Build a scalable ORM model for an e-commerce platform.</w:t></w:r></w:p><w:p><w:pPr><w:pStyle w:val="Heading3"/><w:spacing w:after="100"/></w:pPr><w:r><w:t xml:space="preserve">Instructions:</w:t></w:r></w:p><0/><w:p><w:pPr><w:pStyle w:val="Heading1"/><w:spacing w:before="400" w:after="200"/></w:pPr><w:r><w:t xml:space="preserve">Session 9: Vector Databases</w:t></w:r></w:p><w:p><w:pPr><w:pStyle w:val="Heading2"/><w:spacing w:before="200" w:after="100"/></w:pPr><w:r><w:t xml:space="preserve">Exercise 9.1: Semantic Search with ChromaDB</w:t></w:r></w:p><w:p><w:pPr><w:spacing w:after="150"/></w:pPr><w:r><w:t xml:space="preserve">Objective: Implement semantic search using ChromaDB with text embeddings.</w:t></w:r></w:p><w:p><w:pPr><w:pStyle w:val="Heading3"/><w:spacing w:after="100"/></w:pPr><w:r><w:t xml:space="preserve">Instructions:</w:t></w:r></w:p><0/><w:p><w:pPr><w:spacing w:before="100" w:after="50"/></w:pPr><w:r><w:t xml:space="preserve">Starter Code:</w:t></w:r></w:p><w:p><w:pPr><w:pStyle w:val="Normal"/><w:pBdr><w:top w:val="single" w:color="000000" w:space="1"/><w:bottom w:val="single" w:color="000000" w:space="1"/><w:left w:val="single" w:color="000000" w:space="1"/><w:right w:val="single" w:color="000000" w:space="1"/></w:pBdr><w:shd w:color="F5F5F5" w:val="clear"/><w:spacing w:before="100" w:after="100"/></w:pPr><w:r><w:t xml:space="preserve">import chromadb
-
+LIMIT 5;</w:t>
+      </w:r>
+    </w:p>
+    <w:p>
+      <w:pPr>
+        <w:pStyle w:val="Heading2"/>
+        <w:spacing w:before="300" w:after="100"/>
+      </w:pPr>
+      <w:r>
+        <w:t xml:space="preserve">Exercise 8.2: MongoDB Document Design for ML Features</w:t>
+      </w:r>
+    </w:p>
+    <w:p>
+      <w:pPr>
+        <w:spacing w:after="150"/>
+      </w:pPr>
+      <w:r>
+        <w:t xml:space="preserve">Objective: Design a flexible MongoDB schema for storing ML training data with varied feature sets.</w:t>
+      </w:r>
+    </w:p>
+    <w:p>
+      <w:pPr>
+        <w:pStyle w:val="Heading3"/>
+        <w:spacing w:after="100"/>
+      </w:pPr>
+      <w:r>
+        <w:t xml:space="preserve">Instructions:</w:t>
+      </w:r>
+    </w:p>
+    <w:p>
+      <w:pPr>
+        <w:pStyle w:val="Heading2"/>
+        <w:spacing w:before="300" w:after="100"/>
+      </w:pPr>
+      <w:r>
+        <w:t xml:space="preserve">Exercise 8.3: ORM Design with SQLAlchemy</w:t>
+      </w:r>
+    </w:p>
+    <w:p>
+      <w:pPr>
+        <w:spacing w:after="150"/>
+      </w:pPr>
+      <w:r>
+        <w:t xml:space="preserve">Objective: Build a scalable ORM model for an e-commerce platform.</w:t>
+      </w:r>
+    </w:p>
+    <w:p>
+      <w:pPr>
+        <w:pStyle w:val="Heading3"/>
+        <w:spacing w:after="100"/>
+      </w:pPr>
+      <w:r>
+        <w:t xml:space="preserve">Instructions:</w:t>
+      </w:r>
+    </w:p>
+    <w:p>
+      <w:pPr>
+        <w:pStyle w:val="Heading1"/>
+        <w:spacing w:before="400" w:after="200"/>
+      </w:pPr>
+      <w:r>
+        <w:t xml:space="preserve">Session 9: Vector Databases</w:t>
+      </w:r>
+    </w:p>
+    <w:p>
+      <w:pPr>
+        <w:pStyle w:val="Heading2"/>
+        <w:spacing w:before="200" w:after="100"/>
+      </w:pPr>
+      <w:r>
+        <w:t xml:space="preserve">Exercise 9.1: Semantic Search with ChromaDB</w:t>
+      </w:r>
+    </w:p>
+    <w:p>
+      <w:pPr>
+        <w:spacing w:after="150"/>
+      </w:pPr>
+      <w:r>
+        <w:t xml:space="preserve">Objective: Implement semantic search using ChromaDB with text embeddings.</w:t>
+      </w:r>
+    </w:p>
+    <w:p>
+      <w:pPr>
+        <w:pStyle w:val="Heading3"/>
+        <w:spacing w:after="100"/>
+      </w:pPr>
+      <w:r>
+        <w:t xml:space="preserve">Instructions:</w:t>
+      </w:r>
+    </w:p>
+    <w:p>
+      <w:pPr>
+        <w:spacing w:before="100" w:after="50"/>
+      </w:pPr>
+      <w:r>
+        <w:t xml:space="preserve">Starter Code:</w:t>
+      </w:r>
+    </w:p>
+    <w:p>
+      <w:pPr>
+        <w:pStyle w:val="Normal"/>
+        <w:pBdr>
+          <w:top w:val="single" w:color="000000" w:space="1"/>
+          <w:bottom w:val="single" w:color="000000" w:space="1"/>
+          <w:left w:val="single" w:color="000000" w:space="1"/>
+          <w:right w:val="single" w:color="000000" w:space="1"/>
+        </w:pBdr>
+        <w:shd w:color="F5F5F5" w:val="clear"/>
+        <w:spacing w:before="100" w:after="100"/>
+      </w:pPr>
+      <w:r>
+        <w:t xml:space="preserve">import chromadb
 client = chromadb.Client()
-collection = client.create_collection(name=&quot;articles&quot;)
-
+collection = client.create_collection(name="articles")
 documents = [
-    &quot;Machine learning requires large datasets&quot;,
-    &quot;Vector databases enable semantic search&quot;,
+    "Machine learning requires large datasets",
+    "Vector databases enable semantic search",
     # ... more documents
 ]
-
 collection.add(
     documents=documents,
-    ids=[f&quot;doc_{i}&quot; for i in range(len(documents))]
+    ids=[f"doc_{i}" for i in range(len(documents))]
 )
-
 results = collection.query(
-    query_texts=[&quot;How do neural networks work?&quot;],
+    query_texts=["How do neural networks work?"],
     n_results=3
-)</w:t></w:r></w:p><w:p><w:pPr><w:pStyle w:val="Heading2"/><w:spacing w:before="300" w:after="100"/></w:pPr><w:r><w:t xml:space="preserve">Exercise 9.2: Hybrid Search with Keyword + Vector Search</w:t></w:r></w:p><w:p><w:pPr><w:spacing w:after="150"/></w:pPr><w:r><w:t xml:space="preserve">Objective: Combine keyword search (BM25) with vector similarity for improved retrieval.</w:t></w:r></w:p><w:p><w:pPr><w:pStyle w:val="Heading3"/><w:spacing w:after="100"/></w:pPr><w:r><w:t xml:space="preserve">Instructions:</w:t></w:r></w:p><0/><w:p><w:pPr><w:pStyle w:val="Heading2"/><w:spacing w:before="300" w:after="100"/></w:pPr><w:r><w:t xml:space="preserve">Exercise 9.3: Building a RAG System</w:t></w:r></w:p><w:p><w:pPr><w:spacing w:after="150"/></w:pPr><w:r><w:t xml:space="preserve">Objective: Create a Retrieval-Augmented Generation system combining vector search with LLM.</w:t></w:r></w:p><w:p><w:pPr><w:pStyle w:val="Heading3"/><w:spacing w:after="100"/></w:pPr><w:r><w:t xml:space="preserve">Instructions:</w:t></w:r></w:p><0/><w:p><w:pPr><w:spacing w:before="200" w:after="100"/></w:pPr><w:r><w:t xml:space="preserve">Expected Output:</w:t></w:r></w:p><0/><w:sectPr><w:pgSz w:w="11906" w:h="16838" w:orient="portrait"/><w:pgMar w:top="1440" w:right="1440" w:bottom="1440" w:left="1440" w:header="708" w:footer="708" w:gutter="0"/><w:pgNumType/><w:docGrid w:linePitch="360"/></w:sectPr></w:body></w:document>
+)</w:t>
+      </w:r>
+    </w:p>
+    <w:p>
+      <w:pPr>
+        <w:pStyle w:val="Heading2"/>
+        <w:spacing w:before="300" w:after="100"/>
+      </w:pPr>
+      <w:r>
+        <w:t xml:space="preserve">Exercise 9.2: Hybrid Search with Keyword + Vector Search</w:t>
+      </w:r>
+    </w:p>
+    <w:p>
+      <w:pPr>
+        <w:spacing w:after="150"/>
+      </w:pPr>
+      <w:r>
+        <w:t xml:space="preserve">Objective: Combine keyword search (BM25) with vector similarity for improved retrieval.</w:t>
+      </w:r>
+    </w:p>
+    <w:p>
+      <w:pPr>
+        <w:pStyle w:val="Heading3"/>
+        <w:spacing w:after="100"/>
+      </w:pPr>
+      <w:r>
+        <w:t xml:space="preserve">Instructions:</w:t>
+      </w:r>
+    </w:p>
+    <w:p>
+      <w:pPr>
+        <w:pStyle w:val="Heading2"/>
+        <w:spacing w:before="300" w:after="100"/>
+      </w:pPr>
+      <w:r>
+        <w:t xml:space="preserve">Exercise 9.3: Building a RAG System</w:t>
+      </w:r>
+    </w:p>
+    <w:p>
+      <w:pPr>
+        <w:spacing w:after="150"/>
+      </w:pPr>
+      <w:r>
+        <w:t xml:space="preserve">Objective: Create a Retrieval-Augmented Generation system combining vector search with LLM.</w:t>
+      </w:r>
+    </w:p>
+    <w:p>
+      <w:pPr>
+        <w:pStyle w:val="Heading3"/>
+        <w:spacing w:after="100"/>
+      </w:pPr>
+      <w:r>
+        <w:t xml:space="preserve">Instructions:</w:t>
+      </w:r>
+    </w:p>
+    <w:p>
+      <w:pPr>
+        <w:spacing w:before="200" w:after="100"/>
+      </w:pPr>
+      <w:r>
+        <w:t xml:space="preserve">Expected Output:</w:t>
+      </w:r>
+    </w:p>
+    <w:sectPr>
+      <w:pgSz w:w="11906" w:h="16838" w:orient="portrait"/>
+      <w:pgMar w:top="1440" w:right="1440" w:bottom="1440" w:left="1440" w:header="708" w:footer="708" w:gutter="0"/>
+      <w:pgNumType/>
+      <w:docGrid w:linePitch="360"/>
+    </w:sectPr>
+  </w:body>
+</w:document>
 </file>
 
 <file path=word/comments.xml><?xml version="1.0" encoding="utf-8"?>
